--- a/README/readmepl.docx
+++ b/README/readmepl.docx
@@ -71,14 +71,7 @@
           <w:sz w:val="36"/>
           <w:szCs w:val="36"/>
         </w:rPr>
-        <w:t> </w:t>
-      </w:r>
-      <w:r>
-        <w:rPr>
-          <w:sz w:val="36"/>
-          <w:szCs w:val="36"/>
-        </w:rPr>
-        <w:t>LENDZONDZO KLEIN C</w:t>
+        <w:t> LENDZONDZO KLEIN C</w:t>
       </w:r>
       <w:r>
         <w:rPr>
@@ -93,16 +86,14 @@
         <w:rPr>
           <w:sz w:val="36"/>
           <w:szCs w:val="36"/>
-          <w:lang w:val="fr-FR"/>
-        </w:rPr>
-      </w:pPr>
-      <w:r>
-        <w:rPr>
-          <w:b/>
-          <w:bCs/>
-          <w:sz w:val="36"/>
-          <w:szCs w:val="36"/>
-          <w:lang w:val="fr-FR"/>
+        </w:rPr>
+      </w:pPr>
+      <w:r>
+        <w:rPr>
+          <w:b/>
+          <w:bCs/>
+          <w:sz w:val="36"/>
+          <w:szCs w:val="36"/>
         </w:rPr>
         <w:t>Date:</w:t>
       </w:r>
@@ -110,25 +101,15 @@
         <w:rPr>
           <w:sz w:val="36"/>
           <w:szCs w:val="36"/>
-          <w:lang w:val="fr-FR"/>
-        </w:rPr>
-        <w:t> 0</w:t>
-      </w:r>
-      <w:r>
-        <w:rPr>
-          <w:sz w:val="36"/>
-          <w:szCs w:val="36"/>
-          <w:lang w:val="fr-FR"/>
-        </w:rPr>
-        <w:t>8 FEBRUARY 2026</w:t>
-      </w:r>
-    </w:p>
-    <w:p>
-      <w:pPr>
-        <w:rPr>
-          <w:sz w:val="36"/>
-          <w:szCs w:val="36"/>
-          <w:lang w:val="fr-FR"/>
+        </w:rPr>
+        <w:t> 08 FEBRUARY 2026</w:t>
+      </w:r>
+    </w:p>
+    <w:p>
+      <w:pPr>
+        <w:rPr>
+          <w:sz w:val="36"/>
+          <w:szCs w:val="36"/>
         </w:rPr>
       </w:pPr>
     </w:p>
@@ -593,15 +574,45 @@
         <w:rPr>
           <w:b/>
           <w:bCs/>
-        </w:rPr>
-      </w:pPr>
-      <w:r>
-        <w:rPr>
-          <w:b/>
-          <w:bCs/>
-        </w:rPr>
-        <w:t>Part A: SQL JOINs</w:t>
-      </w:r>
+          <w:lang w:val="fr-FR"/>
+        </w:rPr>
+      </w:pPr>
+      <w:r>
+        <w:rPr>
+          <w:b/>
+          <w:bCs/>
+          <w:lang w:val="fr-FR"/>
+        </w:rPr>
+        <w:t xml:space="preserve">Part </w:t>
+      </w:r>
+      <w:proofErr w:type="gramStart"/>
+      <w:r>
+        <w:rPr>
+          <w:b/>
+          <w:bCs/>
+          <w:lang w:val="fr-FR"/>
+        </w:rPr>
+        <w:t>A:</w:t>
+      </w:r>
+      <w:proofErr w:type="gramEnd"/>
+      <w:r>
+        <w:rPr>
+          <w:b/>
+          <w:bCs/>
+          <w:lang w:val="fr-FR"/>
+        </w:rPr>
+        <w:t xml:space="preserve"> SQL </w:t>
+      </w:r>
+      <w:proofErr w:type="spellStart"/>
+      <w:r>
+        <w:rPr>
+          <w:b/>
+          <w:bCs/>
+          <w:lang w:val="fr-FR"/>
+        </w:rPr>
+        <w:t>JOINs</w:t>
+      </w:r>
+      <w:proofErr w:type="spellEnd"/>
     </w:p>
     <w:p>
       <w:pPr>
@@ -688,53 +699,127 @@
         <w:ind w:left="360"/>
       </w:pPr>
       <w:r>
-        <w:t>See screenshots in the folder</w:t>
-      </w:r>
-      <w:r>
+        <w:t>See screenshots in the folder screenshots</w:t>
+      </w:r>
+    </w:p>
+    <w:p>
+      <w:pPr>
+        <w:ind w:left="360"/>
+        <w:rPr>
+          <w:lang w:val="fr-FR"/>
+        </w:rPr>
+      </w:pPr>
+      <w:r>
+        <w:rPr>
+          <w:lang w:val="fr-FR"/>
+        </w:rPr>
+        <w:t xml:space="preserve">4. Distribution </w:t>
+      </w:r>
+      <w:proofErr w:type="spellStart"/>
+      <w:r>
+        <w:rPr>
+          <w:lang w:val="fr-FR"/>
+        </w:rPr>
+        <w:t>Functions</w:t>
+      </w:r>
+      <w:proofErr w:type="spellEnd"/>
+    </w:p>
+    <w:p>
+      <w:pPr>
+        <w:ind w:left="360"/>
+        <w:rPr>
+          <w:lang w:val="fr-FR"/>
+        </w:rPr>
+      </w:pPr>
+      <w:r>
+        <w:rPr>
+          <w:lang w:val="fr-FR"/>
+        </w:rPr>
+        <w:t xml:space="preserve">- </w:t>
+      </w:r>
+      <w:proofErr w:type="gramStart"/>
+      <w:r>
+        <w:rPr>
+          <w:lang w:val="fr-FR"/>
+        </w:rPr>
+        <w:t>NTILE(</w:t>
+      </w:r>
+      <w:proofErr w:type="gramEnd"/>
+      <w:r>
+        <w:rPr>
+          <w:lang w:val="fr-FR"/>
+        </w:rPr>
+        <w:t>4</w:t>
+      </w:r>
+      <w:proofErr w:type="gramStart"/>
+      <w:r>
+        <w:rPr>
+          <w:lang w:val="fr-FR"/>
+        </w:rPr>
+        <w:t>):</w:t>
+      </w:r>
+      <w:proofErr w:type="gramEnd"/>
+      <w:r>
+        <w:rPr>
+          <w:lang w:val="fr-FR"/>
+        </w:rPr>
+        <w:t xml:space="preserve"> Segmentation </w:t>
+      </w:r>
+      <w:proofErr w:type="spellStart"/>
+      <w:r>
+        <w:rPr>
+          <w:lang w:val="fr-FR"/>
+        </w:rPr>
+        <w:t>into</w:t>
+      </w:r>
+      <w:proofErr w:type="spellEnd"/>
+      <w:r>
+        <w:rPr>
+          <w:lang w:val="fr-FR"/>
+        </w:rPr>
         <w:t xml:space="preserve"> </w:t>
       </w:r>
-      <w:r>
-        <w:t>screenshots</w:t>
-      </w:r>
-    </w:p>
-    <w:p>
-      <w:pPr>
-        <w:ind w:left="360"/>
-      </w:pPr>
-      <w:r>
-        <w:t>4. Distribution Functions</w:t>
-      </w:r>
-    </w:p>
-    <w:p>
-      <w:pPr>
-        <w:ind w:left="360"/>
-      </w:pPr>
-      <w:r>
-        <w:t xml:space="preserve">- </w:t>
+      <w:proofErr w:type="spellStart"/>
+      <w:r>
+        <w:rPr>
+          <w:lang w:val="fr-FR"/>
+        </w:rPr>
+        <w:t>cost</w:t>
+      </w:r>
+      <w:proofErr w:type="spellEnd"/>
+      <w:r>
+        <w:rPr>
+          <w:lang w:val="fr-FR"/>
+        </w:rPr>
+        <w:t xml:space="preserve"> quartiles</w:t>
+      </w:r>
+    </w:p>
+    <w:p>
+      <w:pPr>
+        <w:ind w:left="360"/>
+        <w:rPr>
+          <w:lang w:val="fr-FR"/>
+        </w:rPr>
+      </w:pPr>
+      <w:r>
+        <w:rPr>
+          <w:lang w:val="fr-FR"/>
+        </w:rPr>
+        <w:t>- CUME_</w:t>
       </w:r>
       <w:proofErr w:type="gramStart"/>
       <w:r>
-        <w:t>NTILE(</w:t>
+        <w:rPr>
+          <w:lang w:val="fr-FR"/>
+        </w:rPr>
+        <w:t>DIST():</w:t>
       </w:r>
       <w:proofErr w:type="gramEnd"/>
       <w:r>
-        <w:t>4): Segmentation into cost quartiles</w:t>
-      </w:r>
-    </w:p>
-    <w:p>
-      <w:pPr>
-        <w:ind w:left="360"/>
-      </w:pPr>
-      <w:r>
-        <w:t>- CUME_</w:t>
-      </w:r>
-      <w:proofErr w:type="gramStart"/>
-      <w:r>
-        <w:t>DIST(</w:t>
-      </w:r>
-      <w:proofErr w:type="gramEnd"/>
-      <w:r>
-        <w:t>): Cumulative distribution</w:t>
+        <w:rPr>
+          <w:lang w:val="fr-FR"/>
+        </w:rPr>
+        <w:t xml:space="preserve"> Cumulative distribution</w:t>
       </w:r>
     </w:p>
     <w:p>
@@ -1301,6 +1386,306 @@
         </w:rPr>
         <w:t>O’Reilly Media.</w:t>
       </w:r>
+    </w:p>
+    <w:p>
+      <w:pPr>
+        <w:rPr>
+          <w:sz w:val="32"/>
+          <w:szCs w:val="32"/>
+        </w:rPr>
+      </w:pPr>
+    </w:p>
+    <w:p>
+      <w:pPr>
+        <w:rPr>
+          <w:b/>
+          <w:bCs/>
+          <w:sz w:val="32"/>
+          <w:szCs w:val="32"/>
+          <w:u w:val="single"/>
+        </w:rPr>
+      </w:pPr>
+      <w:r>
+        <w:rPr>
+          <w:b/>
+          <w:bCs/>
+          <w:sz w:val="32"/>
+          <w:szCs w:val="32"/>
+          <w:u w:val="single"/>
+        </w:rPr>
+        <w:t xml:space="preserve">Final Checklist </w:t>
+      </w:r>
+    </w:p>
+    <w:p>
+      <w:pPr>
+        <w:pStyle w:val="ListParagraph"/>
+        <w:numPr>
+          <w:ilvl w:val="0"/>
+          <w:numId w:val="7"/>
+        </w:numPr>
+        <w:rPr>
+          <w:sz w:val="32"/>
+          <w:szCs w:val="32"/>
+        </w:rPr>
+      </w:pPr>
+      <w:r>
+        <w:rPr>
+          <w:sz w:val="32"/>
+          <w:szCs w:val="32"/>
+        </w:rPr>
+        <w:t xml:space="preserve">Repository is public and accessible                  </w:t>
+      </w:r>
+      <w:sdt>
+        <w:sdtPr>
+          <w:rPr>
+            <w:sz w:val="32"/>
+            <w:szCs w:val="32"/>
+          </w:rPr>
+          <w:id w:val="931001708"/>
+          <w14:checkbox>
+            <w14:checked w14:val="1"/>
+            <w14:checkedState w14:val="2612" w14:font="MS Gothic"/>
+            <w14:uncheckedState w14:val="2610" w14:font="MS Gothic"/>
+          </w14:checkbox>
+        </w:sdtPr>
+        <w:sdtContent>
+          <w:r>
+            <w:rPr>
+              <w:rFonts w:ascii="MS Gothic" w:eastAsia="MS Gothic" w:hAnsi="MS Gothic" w:hint="eastAsia"/>
+              <w:sz w:val="32"/>
+              <w:szCs w:val="32"/>
+            </w:rPr>
+            <w:t>☒</w:t>
+          </w:r>
+        </w:sdtContent>
+      </w:sdt>
+    </w:p>
+    <w:p>
+      <w:pPr>
+        <w:pStyle w:val="ListParagraph"/>
+        <w:numPr>
+          <w:ilvl w:val="0"/>
+          <w:numId w:val="7"/>
+        </w:numPr>
+        <w:rPr>
+          <w:sz w:val="32"/>
+          <w:szCs w:val="32"/>
+        </w:rPr>
+      </w:pPr>
+      <w:r>
+        <w:rPr>
+          <w:sz w:val="32"/>
+          <w:szCs w:val="32"/>
+        </w:rPr>
+        <w:t xml:space="preserve">SQL runs without errors                                     </w:t>
+      </w:r>
+      <w:sdt>
+        <w:sdtPr>
+          <w:rPr>
+            <w:sz w:val="32"/>
+            <w:szCs w:val="32"/>
+          </w:rPr>
+          <w:id w:val="1706358532"/>
+          <w14:checkbox>
+            <w14:checked w14:val="1"/>
+            <w14:checkedState w14:val="2612" w14:font="MS Gothic"/>
+            <w14:uncheckedState w14:val="2610" w14:font="MS Gothic"/>
+          </w14:checkbox>
+        </w:sdtPr>
+        <w:sdtContent>
+          <w:r>
+            <w:rPr>
+              <w:rFonts w:ascii="MS Gothic" w:eastAsia="MS Gothic" w:hAnsi="MS Gothic" w:hint="eastAsia"/>
+              <w:sz w:val="32"/>
+              <w:szCs w:val="32"/>
+            </w:rPr>
+            <w:t>☒</w:t>
+          </w:r>
+        </w:sdtContent>
+      </w:sdt>
+    </w:p>
+    <w:p>
+      <w:pPr>
+        <w:pStyle w:val="ListParagraph"/>
+        <w:numPr>
+          <w:ilvl w:val="0"/>
+          <w:numId w:val="7"/>
+        </w:numPr>
+        <w:rPr>
+          <w:sz w:val="32"/>
+          <w:szCs w:val="32"/>
+        </w:rPr>
+      </w:pPr>
+      <w:r>
+        <w:rPr>
+          <w:sz w:val="32"/>
+          <w:szCs w:val="32"/>
+        </w:rPr>
+        <w:t xml:space="preserve">Screenshots included                                          </w:t>
+      </w:r>
+      <w:sdt>
+        <w:sdtPr>
+          <w:rPr>
+            <w:sz w:val="32"/>
+            <w:szCs w:val="32"/>
+          </w:rPr>
+          <w:id w:val="1868481108"/>
+          <w14:checkbox>
+            <w14:checked w14:val="1"/>
+            <w14:checkedState w14:val="2612" w14:font="MS Gothic"/>
+            <w14:uncheckedState w14:val="2610" w14:font="MS Gothic"/>
+          </w14:checkbox>
+        </w:sdtPr>
+        <w:sdtContent>
+          <w:r>
+            <w:rPr>
+              <w:rFonts w:ascii="MS Gothic" w:eastAsia="MS Gothic" w:hAnsi="MS Gothic" w:hint="eastAsia"/>
+              <w:sz w:val="32"/>
+              <w:szCs w:val="32"/>
+            </w:rPr>
+            <w:t>☒</w:t>
+          </w:r>
+        </w:sdtContent>
+      </w:sdt>
+    </w:p>
+    <w:p>
+      <w:pPr>
+        <w:pStyle w:val="ListParagraph"/>
+        <w:numPr>
+          <w:ilvl w:val="0"/>
+          <w:numId w:val="7"/>
+        </w:numPr>
+        <w:rPr>
+          <w:sz w:val="32"/>
+          <w:szCs w:val="32"/>
+        </w:rPr>
+      </w:pPr>
+      <w:r>
+        <w:rPr>
+          <w:sz w:val="32"/>
+          <w:szCs w:val="32"/>
+        </w:rPr>
+        <w:t xml:space="preserve">README is clear and professional                    </w:t>
+      </w:r>
+      <w:sdt>
+        <w:sdtPr>
+          <w:rPr>
+            <w:sz w:val="32"/>
+            <w:szCs w:val="32"/>
+          </w:rPr>
+          <w:id w:val="-1240781519"/>
+          <w14:checkbox>
+            <w14:checked w14:val="1"/>
+            <w14:checkedState w14:val="2612" w14:font="MS Gothic"/>
+            <w14:uncheckedState w14:val="2610" w14:font="MS Gothic"/>
+          </w14:checkbox>
+        </w:sdtPr>
+        <w:sdtContent>
+          <w:r>
+            <w:rPr>
+              <w:rFonts w:ascii="MS Gothic" w:eastAsia="MS Gothic" w:hAnsi="MS Gothic" w:hint="eastAsia"/>
+              <w:sz w:val="32"/>
+              <w:szCs w:val="32"/>
+            </w:rPr>
+            <w:t>☒</w:t>
+          </w:r>
+        </w:sdtContent>
+      </w:sdt>
+    </w:p>
+    <w:p>
+      <w:pPr>
+        <w:pStyle w:val="ListParagraph"/>
+        <w:numPr>
+          <w:ilvl w:val="0"/>
+          <w:numId w:val="7"/>
+        </w:numPr>
+        <w:rPr>
+          <w:sz w:val="32"/>
+          <w:szCs w:val="32"/>
+        </w:rPr>
+      </w:pPr>
+      <w:r>
+        <w:rPr>
+          <w:sz w:val="32"/>
+          <w:szCs w:val="32"/>
+        </w:rPr>
+        <w:t xml:space="preserve">JOINs and Window Functions completed        </w:t>
+      </w:r>
+      <w:sdt>
+        <w:sdtPr>
+          <w:rPr>
+            <w:sz w:val="32"/>
+            <w:szCs w:val="32"/>
+          </w:rPr>
+          <w:id w:val="-1134788303"/>
+          <w14:checkbox>
+            <w14:checked w14:val="1"/>
+            <w14:checkedState w14:val="2612" w14:font="MS Gothic"/>
+            <w14:uncheckedState w14:val="2610" w14:font="MS Gothic"/>
+          </w14:checkbox>
+        </w:sdtPr>
+        <w:sdtContent>
+          <w:r>
+            <w:rPr>
+              <w:rFonts w:ascii="MS Gothic" w:eastAsia="MS Gothic" w:hAnsi="MS Gothic" w:hint="eastAsia"/>
+              <w:sz w:val="32"/>
+              <w:szCs w:val="32"/>
+            </w:rPr>
+            <w:t>☒</w:t>
+          </w:r>
+        </w:sdtContent>
+      </w:sdt>
+      <w:r>
+        <w:rPr>
+          <w:sz w:val="32"/>
+          <w:szCs w:val="32"/>
+        </w:rPr>
+        <w:t xml:space="preserve"> </w:t>
+      </w:r>
+    </w:p>
+    <w:p>
+      <w:pPr>
+        <w:pStyle w:val="ListParagraph"/>
+        <w:numPr>
+          <w:ilvl w:val="0"/>
+          <w:numId w:val="7"/>
+        </w:numPr>
+        <w:rPr>
+          <w:sz w:val="32"/>
+          <w:szCs w:val="32"/>
+        </w:rPr>
+      </w:pPr>
+      <w:r>
+        <w:rPr>
+          <w:sz w:val="32"/>
+          <w:szCs w:val="32"/>
+        </w:rPr>
+        <w:t xml:space="preserve">References and integrity statement included </w:t>
+      </w:r>
+      <w:sdt>
+        <w:sdtPr>
+          <w:rPr>
+            <w:sz w:val="32"/>
+            <w:szCs w:val="32"/>
+          </w:rPr>
+          <w:id w:val="695197961"/>
+          <w14:checkbox>
+            <w14:checked w14:val="1"/>
+            <w14:checkedState w14:val="2612" w14:font="MS Gothic"/>
+            <w14:uncheckedState w14:val="2610" w14:font="MS Gothic"/>
+          </w14:checkbox>
+        </w:sdtPr>
+        <w:sdtContent>
+          <w:r>
+            <w:rPr>
+              <w:rFonts w:ascii="MS Gothic" w:eastAsia="MS Gothic" w:hAnsi="MS Gothic" w:hint="eastAsia"/>
+              <w:sz w:val="32"/>
+              <w:szCs w:val="32"/>
+            </w:rPr>
+            <w:t>☒</w:t>
+          </w:r>
+        </w:sdtContent>
+      </w:sdt>
     </w:p>
     <w:p>
       <w:pPr>
@@ -1349,6 +1734,119 @@
 <file path=word/numbering.xml><?xml version="1.0" encoding="utf-8"?>
 <w:numbering xmlns:wpc="http://schemas.microsoft.com/office/word/2010/wordprocessingCanvas" xmlns:cx="http://schemas.microsoft.com/office/drawing/2014/chartex" xmlns:cx1="http://schemas.microsoft.com/office/drawing/2015/9/8/chartex" xmlns:cx2="http://schemas.microsoft.com/office/drawing/2015/10/21/chartex" xmlns:cx3="http://schemas.microsoft.com/office/drawing/2016/5/9/chartex" xmlns:cx4="http://schemas.microsoft.com/office/drawing/2016/5/10/chartex" xmlns:cx5="http://schemas.microsoft.com/office/drawing/2016/5/11/chartex" xmlns:cx6="http://schemas.microsoft.com/office/drawing/2016/5/12/chartex" xmlns:cx7="http://schemas.microsoft.com/office/drawing/2016/5/13/chartex" xmlns:cx8="http://schemas.microsoft.com/office/drawing/2016/5/14/chartex" xmlns:mc="http://schemas.openxmlformats.org/markup-compatibility/2006" xmlns:aink="http://schemas.microsoft.com/office/drawing/2016/ink" xmlns:am3d="http://schemas.microsoft.com/office/drawing/2017/model3d" xmlns:o="urn:schemas-microsoft-com:office:office" xmlns:oel="http://schemas.microsoft.com/office/2019/extlst" xmlns:r="http://schemas.openxmlformats.org/officeDocument/2006/relationships" xmlns:m="http://schemas.openxmlformats.org/officeDocument/2006/math" xmlns:v="urn:schemas-microsoft-com:vml" xmlns:wp14="http://schemas.microsoft.com/office/word/2010/wordprocessingDrawing" xmlns:wp="http://schemas.openxmlformats.org/drawingml/2006/wordprocessingDrawing" xmlns:w10="urn:schemas-microsoft-com:office:word" xmlns:w="http://schemas.openxmlformats.org/wordprocessingml/2006/main" xmlns:w14="http://schemas.microsoft.com/office/word/2010/wordml" xmlns:w15="http://schemas.microsoft.com/office/word/2012/wordml" xmlns:w16cex="http://schemas.microsoft.com/office/word/2018/wordml/cex" xmlns:w16cid="http://schemas.microsoft.com/office/word/2016/wordml/cid" xmlns:w16="http://schemas.microsoft.com/office/word/2018/wordml" xmlns:w16du="http://schemas.microsoft.com/office/word/2023/wordml/word16du" xmlns:w16sdtdh="http://schemas.microsoft.com/office/word/2020/wordml/sdtdatahash" xmlns:w16sdtfl="http://schemas.microsoft.com/office/word/2024/wordml/sdtformatlock" xmlns:w16se="http://schemas.microsoft.com/office/word/2015/wordml/symex" xmlns:wpg="http://schemas.microsoft.com/office/word/2010/wordprocessingGroup" xmlns:wpi="http://schemas.microsoft.com/office/word/2010/wordprocessingInk" xmlns:wne="http://schemas.microsoft.com/office/word/2006/wordml" xmlns:wps="http://schemas.microsoft.com/office/word/2010/wordprocessingShape" mc:Ignorable="w14 w15 w16se w16cid w16 w16cex w16sdtdh w16sdtfl w16du wp14">
   <w:abstractNum w:abstractNumId="0" w15:restartNumberingAfterBreak="0">
+    <w:nsid w:val="0A7146D3"/>
+    <w:multiLevelType w:val="hybridMultilevel"/>
+    <w:tmpl w:val="96ACB242"/>
+    <w:lvl w:ilvl="0" w:tplc="04090001">
+      <w:start w:val="1"/>
+      <w:numFmt w:val="bullet"/>
+      <w:lvlText w:val=""/>
+      <w:lvlJc w:val="left"/>
+      <w:pPr>
+        <w:ind w:left="1150" w:hanging="360"/>
+      </w:pPr>
+      <w:rPr>
+        <w:rFonts w:ascii="Symbol" w:hAnsi="Symbol" w:hint="default"/>
+      </w:rPr>
+    </w:lvl>
+    <w:lvl w:ilvl="1" w:tplc="04090003" w:tentative="1">
+      <w:start w:val="1"/>
+      <w:numFmt w:val="bullet"/>
+      <w:lvlText w:val="o"/>
+      <w:lvlJc w:val="left"/>
+      <w:pPr>
+        <w:ind w:left="1870" w:hanging="360"/>
+      </w:pPr>
+      <w:rPr>
+        <w:rFonts w:ascii="Courier New" w:hAnsi="Courier New" w:cs="Courier New" w:hint="default"/>
+      </w:rPr>
+    </w:lvl>
+    <w:lvl w:ilvl="2" w:tplc="04090005" w:tentative="1">
+      <w:start w:val="1"/>
+      <w:numFmt w:val="bullet"/>
+      <w:lvlText w:val=""/>
+      <w:lvlJc w:val="left"/>
+      <w:pPr>
+        <w:ind w:left="2590" w:hanging="360"/>
+      </w:pPr>
+      <w:rPr>
+        <w:rFonts w:ascii="Wingdings" w:hAnsi="Wingdings" w:hint="default"/>
+      </w:rPr>
+    </w:lvl>
+    <w:lvl w:ilvl="3" w:tplc="04090001" w:tentative="1">
+      <w:start w:val="1"/>
+      <w:numFmt w:val="bullet"/>
+      <w:lvlText w:val=""/>
+      <w:lvlJc w:val="left"/>
+      <w:pPr>
+        <w:ind w:left="3310" w:hanging="360"/>
+      </w:pPr>
+      <w:rPr>
+        <w:rFonts w:ascii="Symbol" w:hAnsi="Symbol" w:hint="default"/>
+      </w:rPr>
+    </w:lvl>
+    <w:lvl w:ilvl="4" w:tplc="04090003" w:tentative="1">
+      <w:start w:val="1"/>
+      <w:numFmt w:val="bullet"/>
+      <w:lvlText w:val="o"/>
+      <w:lvlJc w:val="left"/>
+      <w:pPr>
+        <w:ind w:left="4030" w:hanging="360"/>
+      </w:pPr>
+      <w:rPr>
+        <w:rFonts w:ascii="Courier New" w:hAnsi="Courier New" w:cs="Courier New" w:hint="default"/>
+      </w:rPr>
+    </w:lvl>
+    <w:lvl w:ilvl="5" w:tplc="04090005" w:tentative="1">
+      <w:start w:val="1"/>
+      <w:numFmt w:val="bullet"/>
+      <w:lvlText w:val=""/>
+      <w:lvlJc w:val="left"/>
+      <w:pPr>
+        <w:ind w:left="4750" w:hanging="360"/>
+      </w:pPr>
+      <w:rPr>
+        <w:rFonts w:ascii="Wingdings" w:hAnsi="Wingdings" w:hint="default"/>
+      </w:rPr>
+    </w:lvl>
+    <w:lvl w:ilvl="6" w:tplc="04090001" w:tentative="1">
+      <w:start w:val="1"/>
+      <w:numFmt w:val="bullet"/>
+      <w:lvlText w:val=""/>
+      <w:lvlJc w:val="left"/>
+      <w:pPr>
+        <w:ind w:left="5470" w:hanging="360"/>
+      </w:pPr>
+      <w:rPr>
+        <w:rFonts w:ascii="Symbol" w:hAnsi="Symbol" w:hint="default"/>
+      </w:rPr>
+    </w:lvl>
+    <w:lvl w:ilvl="7" w:tplc="04090003" w:tentative="1">
+      <w:start w:val="1"/>
+      <w:numFmt w:val="bullet"/>
+      <w:lvlText w:val="o"/>
+      <w:lvlJc w:val="left"/>
+      <w:pPr>
+        <w:ind w:left="6190" w:hanging="360"/>
+      </w:pPr>
+      <w:rPr>
+        <w:rFonts w:ascii="Courier New" w:hAnsi="Courier New" w:cs="Courier New" w:hint="default"/>
+      </w:rPr>
+    </w:lvl>
+    <w:lvl w:ilvl="8" w:tplc="04090005" w:tentative="1">
+      <w:start w:val="1"/>
+      <w:numFmt w:val="bullet"/>
+      <w:lvlText w:val=""/>
+      <w:lvlJc w:val="left"/>
+      <w:pPr>
+        <w:ind w:left="6910" w:hanging="360"/>
+      </w:pPr>
+      <w:rPr>
+        <w:rFonts w:ascii="Wingdings" w:hAnsi="Wingdings" w:hint="default"/>
+      </w:rPr>
+    </w:lvl>
+  </w:abstractNum>
+  <w:abstractNum w:abstractNumId="1" w15:restartNumberingAfterBreak="0">
     <w:nsid w:val="0ECB3F78"/>
     <w:multiLevelType w:val="hybridMultilevel"/>
     <w:tmpl w:val="31A4C34A"/>
@@ -1437,7 +1935,7 @@
       </w:pPr>
     </w:lvl>
   </w:abstractNum>
-  <w:abstractNum w:abstractNumId="1" w15:restartNumberingAfterBreak="0">
+  <w:abstractNum w:abstractNumId="2" w15:restartNumberingAfterBreak="0">
     <w:nsid w:val="107B7B29"/>
     <w:multiLevelType w:val="hybridMultilevel"/>
     <w:tmpl w:val="E8BC220E"/>
@@ -1526,7 +2024,7 @@
       </w:pPr>
     </w:lvl>
   </w:abstractNum>
-  <w:abstractNum w:abstractNumId="2" w15:restartNumberingAfterBreak="0">
+  <w:abstractNum w:abstractNumId="3" w15:restartNumberingAfterBreak="0">
     <w:nsid w:val="31BF1B9C"/>
     <w:multiLevelType w:val="hybridMultilevel"/>
     <w:tmpl w:val="DD6AF07E"/>
@@ -1615,7 +2113,7 @@
       </w:pPr>
     </w:lvl>
   </w:abstractNum>
-  <w:abstractNum w:abstractNumId="3" w15:restartNumberingAfterBreak="0">
+  <w:abstractNum w:abstractNumId="4" w15:restartNumberingAfterBreak="0">
     <w:nsid w:val="37CC52C5"/>
     <w:multiLevelType w:val="hybridMultilevel"/>
     <w:tmpl w:val="0DD6156E"/>
@@ -1704,7 +2202,7 @@
       </w:pPr>
     </w:lvl>
   </w:abstractNum>
-  <w:abstractNum w:abstractNumId="4" w15:restartNumberingAfterBreak="0">
+  <w:abstractNum w:abstractNumId="5" w15:restartNumberingAfterBreak="0">
     <w:nsid w:val="3F3E7A45"/>
     <w:multiLevelType w:val="multilevel"/>
     <w:tmpl w:val="E1A05F7E"/>
@@ -1817,7 +2315,7 @@
       </w:pPr>
     </w:lvl>
   </w:abstractNum>
-  <w:abstractNum w:abstractNumId="5" w15:restartNumberingAfterBreak="0">
+  <w:abstractNum w:abstractNumId="6" w15:restartNumberingAfterBreak="0">
     <w:nsid w:val="5002143C"/>
     <w:multiLevelType w:val="hybridMultilevel"/>
     <w:tmpl w:val="EB5A986C"/>
@@ -1907,22 +2405,25 @@
     </w:lvl>
   </w:abstractNum>
   <w:num w:numId="1" w16cid:durableId="1011958023">
+    <w:abstractNumId w:val="6"/>
+  </w:num>
+  <w:num w:numId="2" w16cid:durableId="1832985225">
     <w:abstractNumId w:val="5"/>
   </w:num>
-  <w:num w:numId="2" w16cid:durableId="1832985225">
+  <w:num w:numId="3" w16cid:durableId="1491870290">
+    <w:abstractNumId w:val="3"/>
+  </w:num>
+  <w:num w:numId="4" w16cid:durableId="1112938836">
+    <w:abstractNumId w:val="2"/>
+  </w:num>
+  <w:num w:numId="5" w16cid:durableId="2140611820">
+    <w:abstractNumId w:val="1"/>
+  </w:num>
+  <w:num w:numId="6" w16cid:durableId="1940722195">
     <w:abstractNumId w:val="4"/>
   </w:num>
-  <w:num w:numId="3" w16cid:durableId="1491870290">
-    <w:abstractNumId w:val="2"/>
-  </w:num>
-  <w:num w:numId="4" w16cid:durableId="1112938836">
-    <w:abstractNumId w:val="1"/>
-  </w:num>
-  <w:num w:numId="5" w16cid:durableId="2140611820">
+  <w:num w:numId="7" w16cid:durableId="1413812341">
     <w:abstractNumId w:val="0"/>
-  </w:num>
-  <w:num w:numId="6" w16cid:durableId="1940722195">
-    <w:abstractNumId w:val="3"/>
   </w:num>
 </w:numbering>
 </file>
@@ -2528,6 +3029,7 @@
   <w:style w:type="character" w:default="1" w:styleId="DefaultParagraphFont">
     <w:name w:val="Default Paragraph Font"/>
     <w:uiPriority w:val="1"/>
+    <w:semiHidden/>
     <w:unhideWhenUsed/>
   </w:style>
   <w:style w:type="table" w:default="1" w:styleId="TableNormal">
